--- a/docs/pruebas/Informe de pruebas unitarias (SP6).docx
+++ b/docs/pruebas/Informe de pruebas unitarias (SP6).docx
@@ -2402,7 +2402,7 @@
                 <w:sz w:val="20"/>
                 <w:szCs w:val="20"/>
               </w:rPr>
-              <w:t xml:space="preserve">26</w:t>
+              <w:t xml:space="preserve">27</w:t>
             </w:r>
           </w:p>
         </w:tc>
@@ -2544,7 +2544,7 @@
                 <w:sz w:val="20"/>
                 <w:szCs w:val="20"/>
               </w:rPr>
-              <w:t xml:space="preserve">3</w:t>
+              <w:t xml:space="preserve">2</w:t>
             </w:r>
           </w:p>
         </w:tc>
@@ -8823,7 +8823,7 @@
                 <w:sz w:val="20"/>
                 <w:szCs w:val="20"/>
               </w:rPr>
-              <w:t xml:space="preserve">Pendiente</w:t>
+              <w:t xml:space="preserve">Aprobada</w:t>
             </w:r>
           </w:p>
         </w:tc>
@@ -8882,25 +8882,6 @@
           <w:szCs w:val="21"/>
         </w:rPr>
         <w:t xml:space="preserve">S6-12: posible bug: TenantService lanza 'Tenant no encontrado' sin status 404 (services/tenantService.js:63 y :78) y el controlador lo devuelve como 400 (controllers/tenantController.js:37 y :46)</w:t>
-      </w:r>
-    </w:p>
-    <w:p>
-      <w:pPr>
-        <w:pStyle w:val="ListParagraph"/>
-        <w:numPr>
-          <w:ilvl w:val="0"/>
-          <w:numId w:val="2"/>
-        </w:numPr>
-        <w:spacing w:after="80" w:line="276"/>
-      </w:pPr>
-      <w:r>
-        <w:rPr>
-          <w:rFonts w:ascii="Google Sans" w:cs="Google Sans" w:eastAsia="Google Sans" w:hAnsi="Google Sans"/>
-          <w:color w:val="1F1F1F"/>
-          <w:sz w:val="21"/>
-          <w:szCs w:val="21"/>
-        </w:rPr>
-        <w:t xml:space="preserve">S6-14: posible bug: AuthService.local no mira tenants.active; solo el login con Google/Microsoft lo filtra vía getByDomain (services/authService.js:35-55)</w:t>
       </w:r>
     </w:p>
     <w:p>
